--- a/companies/meridian-actuarial/Engagements/Martinez LLC/2020.10.22 - Status Report - Martinez LLC v2 FINAL.docx
+++ b/companies/meridian-actuarial/Engagements/Martinez LLC/2020.10.22 - Status Report - Martinez LLC v2 FINAL.docx
@@ -7,129 +7,79 @@
         <w:pStyle w:val="Heading1"/>
       </w:pPr>
       <w:r>
-        <w:t>Status Report: Retiree Medical Valuation</w:t>
+        <w:t>Retiree Medical Valuation: Status Report</w:t>
       </w:r>
     </w:p>
     <w:p>
       <w:r>
-        <w:t>Prepared for Martinez LLC by Jeffrey Ochoa, Actuarial Analyst. Reporting period: the month ending on the date of this report. Distribution: Martinez LLC management; engagement file.</w:t>
+        <w:t>Prepared for Martinez LLC by Meridian Actuarial Advisors on October 22, 2020. Prepared by Jeffrey Ochoa, Actuarial Analyst.</w:t>
       </w:r>
     </w:p>
     <w:p>
       <w:pPr>
-        <w:pStyle w:val="Heading1"/>
+        <w:pStyle w:val="Heading2"/>
       </w:pPr>
       <w:r>
-        <w:t>Summary</w:t>
+        <w:t>Where Things Stand</w:t>
       </w:r>
     </w:p>
     <w:p>
       <w:r>
-        <w:t>The engagement is at roughly its midpoint and is on schedule. The data phase is closed. The per-capita claims cost development is complete and under internal review. The assumption set is drafted and has not yet been recommended to you. Nothing has been measured yet, and no obligation figure exists at this writing; that work begins when the assumptions are settled. There is one open item on the data side and one judgment we will be asking you to make, both described below.</w:t>
+        <w:t>The engagement is at its midpoint and on the schedule we set at the start. The character of the work has changed in a way worth naming. For the first stretch our attention was on your data, on assembling it and satisfying ourselves that it was complete and consistent, and that stretch is behind us. We have turned to the measurement itself, which is the part the opinion ultimately rests on. Nothing we have seen so far changes the shape of the engagement or the roughly eight-month path we laid out at the beginning. Measured against the fixed fee of $118,500, a little under half has been earned to date, which tracks the work completed and the schedule we agreed.</w:t>
       </w:r>
     </w:p>
     <w:p>
       <w:pPr>
-        <w:pStyle w:val="Heading1"/>
+        <w:pStyle w:val="Heading2"/>
       </w:pPr>
       <w:r>
-        <w:t>Accomplishments This Period</w:t>
+        <w:t>What We Completed This Period</w:t>
       </w:r>
     </w:p>
     <w:p>
       <w:r>
-        <w:t>The census is reconciled and closed. Retirees, covered spouses, and eligible actives all agree with the coverage and payroll records furnished, with the exception noted below. Amanda White completed the reconciliation and the tier mapping, and the workbook now carries a reconciliation exhibit that traces from your extract to the valuation population line by line. If a reader asks where a person went, the exhibit answers it.</w:t>
+        <w:t>The reconciliation was the substantial piece of this period, and Amanda White carried it. She reconstructed the census and the plan detail from the files your office supplied and reconciled them, line by line, to the records you carry, working at the grouping your own system produces so the two sets of figures meet directly. A coding question on a small group of early retirees, which we flagged early rather than let it sit, turned out to be a plan-eligibility distinction and not a data error. It is now documented and closed, with the source of the difference written down so it will not be reopened. The figures we measure are therefore the figures you actually carry. That is not a small thing. It means the obligation we build from here rests on your own records and not on a reconstruction of them, and it lets us state plainly, when the report is written, exactly what we relied on and what we tested ourselves.</w:t>
       </w:r>
     </w:p>
     <w:p>
       <w:r>
-        <w:t>The per-capita claims cost development is done. Two prior years of paid claims were blended and tested for credibility by age band and coverage tier. The retiree tiers are credible and are being used. Two of the active tiers are not, and for those we are relying on a published cost curve, adjusted to your experience where the data support an adjustment. Every one of those choices is documented in the workbook with the test that drove it. The current year was excluded from the cost curve on the grounds that utilization since the spring is not representative of long-term experience; that exclusion is a judgment, it is stated as one in the working papers, and it will be stated as one in the report.</w:t>
+        <w:t>Alongside the reconciliation we began setting the assumptions the measurement requires, and we keep them on separate footings. The discount rate, the health care cost trend, and the mortality basis are each stated and supported on their own, and we mark which rest on regulation and which rest on judgment. Keeping those apart from the start matters, because by the end they become two different conversations, and it is far easier to hold them separate throughout than to untangle them later. Amanda White is keeping the assumption log current as we go, so that when the report is written it can show plainly which input is measured and which is assumed.</w:t>
+      </w:r>
+    </w:p>
+    <w:p>
+      <w:pPr>
+        <w:pStyle w:val="Heading2"/>
+      </w:pPr>
+      <w:r>
+        <w:t>The Work Ahead</w:t>
       </w:r>
     </w:p>
     <w:p>
       <w:r>
-        <w:t>The plan provisions summary is finished and reconciled against the plan document, the summary plan description, and the current contribution schedule. Two places where the document and the summary read differently have been flagged to your staff. Neither appears to change the benefit as administered, but we would rather have them resolved in writing than assume our reading is the right one. A valuation measures the benefit the plan actually promises, and the only evidence we have of that promise is the paper. Where the paper is ambiguous we need someone at the company to tell us which reading governs, and we need it in a form we can put in the file.</w:t>
+        <w:t>Over the coming weeks the center of gravity moves to the measurement of the obligation and the workbook of exhibits that carries it, from the census through to the accounting figures your statements disclose. The exhibits are built so that each figure can be traced back to its source rather than presented as a single total to be taken on trust. As they take shape, Jennifer Vasquez is settling which of management's questions the measurement can genuinely answer and which it cannot, so the report commits only to what the work supports and is candid about the rest. We will begin drafting as the figures firm up, holding to the structure we keep throughout: what the data show, what we assumed, and what we conclude, kept as three separate matters.</w:t>
       </w:r>
     </w:p>
     <w:p>
       <w:r>
-        <w:t>Jennifer Vasquez has drafted the assumption set and taken it through internal review with the responsible actuary. It has not been sent to you, because an assumption we recommend and one you adopt are different things and we do not want the sequence blurred. When it comes, it will come with the alternatives we considered and the reason each was set aside, so that what you are adopting is a choice and not a single number handed over as though it were the only one available.</w:t>
+        <w:t>The fee also covers one presentation of the results to your management. We will schedule that once the report is in near-final form, so the conversation is about findings rather than drafts.</w:t>
       </w:r>
     </w:p>
     <w:p>
       <w:pPr>
-        <w:pStyle w:val="Heading1"/>
+        <w:pStyle w:val="Heading2"/>
       </w:pPr>
       <w:r>
-        <w:t>Upcoming Work</w:t>
-      </w:r>
-    </w:p>
-    <w:p>
-      <w:pPr>
-        <w:pStyle w:val="ListBullet"/>
-      </w:pPr>
-      <w:r>
-        <w:t>Present the assumption recommendations, with the alternatives and the effect of each, for the company's adoption. This is the next thing that needs your attention and the next thing that can hold the schedule.</w:t>
-      </w:r>
-    </w:p>
-    <w:p>
-      <w:pPr>
-        <w:pStyle w:val="ListBullet"/>
-      </w:pPr>
-      <w:r>
-        <w:t>Run the measurement once the assumptions are adopted: the accumulated obligation, the service cost, and the components of the annual expense.</w:t>
-      </w:r>
-    </w:p>
-    <w:p>
-      <w:pPr>
-        <w:pStyle w:val="ListBullet"/>
-      </w:pPr>
-      <w:r>
-        <w:t>Build the exhibit workbook out to the delivered form, including the reconciliation of the change in the obligation and the sensitivity exhibits your disclosure requires.</w:t>
-      </w:r>
-    </w:p>
-    <w:p>
-      <w:pPr>
-        <w:pStyle w:val="ListBullet"/>
-      </w:pPr>
-      <w:r>
-        <w:t>Draft the report and the disclosure schedules, and review both with your staff before they are finalized.</w:t>
-      </w:r>
-    </w:p>
-    <w:p>
-      <w:pPr>
-        <w:pStyle w:val="Heading1"/>
-      </w:pPr>
-      <w:r>
-        <w:t>Risks</w:t>
+        <w:t>What Could Move the Schedule</w:t>
       </w:r>
     </w:p>
     <w:p>
       <w:r>
-        <w:t>Assumption adoption is the schedule. The measurement cannot start until the trend assumption and the discount rate are settled, and every week of delay there is a week off the back end, where the time is needed for review rather than for waiting. If it would help to have Jennifer Vasquez walk through the recommendations with you before they go to anyone else, say so and we will arrange it.</w:t>
+        <w:t>The main thing that could move the timeline is, as it has been from the start, the data. The adopted plan document and the final retiree contribution schedule are the last items outstanding, and the measurement cannot be finalized until they are in hand. We have asked for them and do not expect a difficulty. The other thing worth naming now, so it is no surprise later, is the measurement itself. If the obligation lands materially away from what your current accrual suggests, Jennifer Vasquez will walk it through with your staff before any of us draws a conclusion from it, and we would raise it with you the moment it appears, well ahead of the final report.</w:t>
       </w:r>
     </w:p>
     <w:p>
       <w:r>
-        <w:t>The eleven carried-over actives remain open. If the hire dates cannot be produced, we will assume service from the earliest payroll evidence, disclose the assumption, and show what it does. We do not expect it to be material on that population, but we would rather have the dates.</w:t>
-      </w:r>
-    </w:p>
-    <w:p>
-      <w:r>
-        <w:t>The claims credibility limitation is a real one and it does not go away. Two active tiers rest on a published curve rather than on your experience. That is a defensible basis and it will be disclosed as such, but it means those tiers carry more uncertainty than the retiree tiers do, and the report will say so rather than present a single number as though every part of it were measured the same way.</w:t>
-      </w:r>
-    </w:p>
-    <w:p>
-      <w:pPr>
-        <w:pStyle w:val="Heading1"/>
-      </w:pPr>
-      <w:r>
-        <w:t>Budget</w:t>
-      </w:r>
-    </w:p>
-    <w:p>
-      <w:r>
-        <w:t>The fixed fee for the scope in the engagement letter is $118,500. Effort through this period is consistent with that fee and with the work remaining; we are not forecasting an overrun. Nothing performed to date falls outside the scope of the letter, and if something does arise that would, you will hear it from us at the time rather than on an invoice.</w:t>
+        <w:t>The one item that keeps us on track is the outstanding plan document set. Once it reaches us we can finalize the assumptions and give you a first honest read of the obligation. We will send a short note the moment it is in hand, and we will flag any surprise to you as soon as we see it rather than saving it for the report.</w:t>
       </w:r>
     </w:p>
     <w:sectPr>
